--- a/StoryAndGameplay/Let's Go Red STORY DOC.docx
+++ b/StoryAndGameplay/Let's Go Red STORY DOC.docx
@@ -370,7 +370,7 @@
           <w:rFonts w:ascii="Comic Sans MS" w:cs="Comic Sans MS" w:eastAsia="Comic Sans MS" w:hAnsi="Comic Sans MS"/>
           <w:rtl w:val="0"/>
         </w:rPr>
-        <w:t xml:space="preserve">You came in trying to find clues about SISman’s whereabouts, but now your objective is survival. It’s also clear that the weight are not to be trusted. Despite this, you still feel the need to train; you won’t save SISman without it.</w:t>
+        <w:t xml:space="preserve">You came in trying to find clues about SISman’s whereabouts, but now your objective is survival. It’s also clear that the weights are not to be trusted. Despite this, you still feel the need to train; you won’t save SISman without it.</w:t>
       </w:r>
     </w:p>
     <w:p>
@@ -430,30 +430,106 @@
           <w:rFonts w:ascii="Comic Sans MS" w:cs="Comic Sans MS" w:eastAsia="Comic Sans MS" w:hAnsi="Comic Sans MS"/>
           <w:rtl w:val="0"/>
         </w:rPr>
-        <w:t xml:space="preserve">How to Progress: This is something we’re still debating. While you’re not going to defeat Puckman this early, you can force him further and further away, back to where he came from. “Where he came from” </w:t>
-      </w:r>
-      <w:r>
-        <w:rPr>
-          <w:rFonts w:ascii="Comic Sans MS" w:cs="Comic Sans MS" w:eastAsia="Comic Sans MS" w:hAnsi="Comic Sans MS"/>
-          <w:b w:val="1"/>
-          <w:bCs w:val="1"/>
-          <w:rtl w:val="0"/>
-        </w:rPr>
-        <w:t xml:space="preserve">should</w:t>
-      </w:r>
-      <w:r>
-        <w:rPr>
-          <w:rFonts w:ascii="Comic Sans MS" w:cs="Comic Sans MS" w:eastAsia="Comic Sans MS" w:hAnsi="Comic Sans MS"/>
-          <w:rtl w:val="0"/>
-        </w:rPr>
-        <w:t xml:space="preserve"> be the field house, but that’s so far away that there’s no point in going there.</w:t>
-      </w:r>
-    </w:p>
-    <w:p>
-      <w:pPr>
-        <w:spacing w:after="240" w:before="240" w:lineRule="auto"/>
-        <w:rPr>
-          <w:rFonts w:ascii="Comic Sans MS" w:cs="Comic Sans MS" w:eastAsia="Comic Sans MS" w:hAnsi="Comic Sans MS"/>
+        <w:t xml:space="preserve">How to Progress: Make it past puckman upstairs. He roams the halls, so you risk being caught. Once you make it to the end of the hallway without being caught he will disappear from the area. At the far end’s classroom there was a student hiding.</w:t>
+      </w:r>
+    </w:p>
+    <w:p>
+      <w:pPr>
+        <w:spacing w:after="240" w:before="240" w:lineRule="auto"/>
+        <w:rPr>
+          <w:rFonts w:ascii="Comic Sans MS" w:cs="Comic Sans MS" w:eastAsia="Comic Sans MS" w:hAnsi="Comic Sans MS"/>
+        </w:rPr>
+      </w:pPr>
+      <w:r>
+        <w:rPr>
+          <w:rFonts w:ascii="Comic Sans MS" w:cs="Comic Sans MS" w:eastAsia="Comic Sans MS" w:hAnsi="Comic Sans MS"/>
+          <w:rtl w:val="0"/>
+        </w:rPr>
+        <w:t xml:space="preserve">*whispering* “Hide! He’s been roaming the halls, you’re lucky you haven’t been caught…”</w:t>
+      </w:r>
+    </w:p>
+    <w:p>
+      <w:pPr>
+        <w:spacing w:after="240" w:before="240" w:lineRule="auto"/>
+        <w:rPr>
+          <w:rFonts w:ascii="Comic Sans MS" w:cs="Comic Sans MS" w:eastAsia="Comic Sans MS" w:hAnsi="Comic Sans MS"/>
+        </w:rPr>
+      </w:pPr>
+      <w:r>
+        <w:rPr>
+          <w:rFonts w:ascii="Comic Sans MS" w:cs="Comic Sans MS" w:eastAsia="Comic Sans MS" w:hAnsi="Comic Sans MS"/>
+          <w:rtl w:val="0"/>
+        </w:rPr>
+        <w:t xml:space="preserve">“Idk man, he's def gone. That’s how these kind of things work after clearing the area’s hiding minigame”</w:t>
+      </w:r>
+    </w:p>
+    <w:p>
+      <w:pPr>
+        <w:spacing w:after="240" w:before="240" w:lineRule="auto"/>
+        <w:rPr>
+          <w:rFonts w:ascii="Comic Sans MS" w:cs="Comic Sans MS" w:eastAsia="Comic Sans MS" w:hAnsi="Comic Sans MS"/>
+        </w:rPr>
+      </w:pPr>
+      <w:r>
+        <w:rPr>
+          <w:rFonts w:ascii="Comic Sans MS" w:cs="Comic Sans MS" w:eastAsia="Comic Sans MS" w:hAnsi="Comic Sans MS"/>
+          <w:rtl w:val="0"/>
+        </w:rPr>
+        <w:t xml:space="preserve">“What?”</w:t>
+      </w:r>
+    </w:p>
+    <w:p>
+      <w:pPr>
+        <w:spacing w:after="240" w:before="240" w:lineRule="auto"/>
+        <w:rPr>
+          <w:rFonts w:ascii="Comic Sans MS" w:cs="Comic Sans MS" w:eastAsia="Comic Sans MS" w:hAnsi="Comic Sans MS"/>
+        </w:rPr>
+      </w:pPr>
+      <w:r>
+        <w:rPr>
+          <w:rFonts w:ascii="Comic Sans MS" w:cs="Comic Sans MS" w:eastAsia="Comic Sans MS" w:hAnsi="Comic Sans MS"/>
+          <w:rtl w:val="0"/>
+        </w:rPr>
+        <w:t xml:space="preserve">“Nvm. I thought I might be able to find something out about puckman if I made it past him. Seems like there’s nothing.”</w:t>
+      </w:r>
+    </w:p>
+    <w:p>
+      <w:pPr>
+        <w:spacing w:after="240" w:before="240" w:lineRule="auto"/>
+        <w:rPr>
+          <w:rFonts w:ascii="Comic Sans MS" w:cs="Comic Sans MS" w:eastAsia="Comic Sans MS" w:hAnsi="Comic Sans MS"/>
+        </w:rPr>
+      </w:pPr>
+      <w:r>
+        <w:rPr>
+          <w:rFonts w:ascii="Comic Sans MS" w:cs="Comic Sans MS" w:eastAsia="Comic Sans MS" w:hAnsi="Comic Sans MS"/>
+          <w:rtl w:val="0"/>
+        </w:rPr>
+        <w:t xml:space="preserve">“Sorry I can’t help. One of my friends may be able to though. He was trying to go through records in the library to figure out what had gone wrong with puckman. He texted me that he got locked inside a study room though I don’t know how that’s possible LMAO.”</w:t>
+      </w:r>
+    </w:p>
+    <w:p>
+      <w:pPr>
+        <w:spacing w:after="240" w:before="240" w:lineRule="auto"/>
+        <w:rPr>
+          <w:rFonts w:ascii="Comic Sans MS" w:cs="Comic Sans MS" w:eastAsia="Comic Sans MS" w:hAnsi="Comic Sans MS"/>
+        </w:rPr>
+      </w:pPr>
+      <w:r>
+        <w:rPr>
+          <w:rFonts w:ascii="Comic Sans MS" w:cs="Comic Sans MS" w:eastAsia="Comic Sans MS" w:hAnsi="Comic Sans MS"/>
+          <w:rtl w:val="0"/>
+        </w:rPr>
+        <w:t xml:space="preserve">“Thanks for the info bruv”</w:t>
+      </w:r>
+    </w:p>
+    <w:p>
+      <w:pPr>
+        <w:spacing w:after="240" w:before="240" w:lineRule="auto"/>
+        <w:rPr>
+          <w:rFonts w:ascii="Comic Sans MS" w:cs="Comic Sans MS" w:eastAsia="Comic Sans MS" w:hAnsi="Comic Sans MS"/>
+          <w:b w:val="1"/>
+          <w:bCs w:val="1"/>
         </w:rPr>
       </w:pPr>
       <w:r>
@@ -463,6 +539,366 @@
         </w:rPr>
         <w:t xml:space="preserve"> </w:t>
       </w:r>
+      <w:r>
+        <w:rPr>
+          <w:rFonts w:ascii="Comic Sans MS" w:cs="Comic Sans MS" w:eastAsia="Comic Sans MS" w:hAnsi="Comic Sans MS"/>
+          <w:b w:val="1"/>
+          <w:bCs w:val="1"/>
+          <w:rtl w:val="0"/>
+        </w:rPr>
+        <w:t xml:space="preserve">Location: Folsom Library</w:t>
+      </w:r>
+    </w:p>
+    <w:p>
+      <w:pPr>
+        <w:spacing w:after="240" w:before="240" w:lineRule="auto"/>
+        <w:rPr>
+          <w:rFonts w:ascii="Comic Sans MS" w:cs="Comic Sans MS" w:eastAsia="Comic Sans MS" w:hAnsi="Comic Sans MS"/>
+        </w:rPr>
+      </w:pPr>
+      <w:r>
+        <w:rPr>
+          <w:rFonts w:ascii="Comic Sans MS" w:cs="Comic Sans MS" w:eastAsia="Comic Sans MS" w:hAnsi="Comic Sans MS"/>
+          <w:rtl w:val="0"/>
+        </w:rPr>
+        <w:t xml:space="preserve">After arriving at the Folsom library (the ugliest building on campus), you’re hit with an overpowering smell of old books. It’s not yucky, just an odd smell. You decide to go around looking for the person who locked themself in a study room. After looking around, you find them on the 4th floor.</w:t>
+      </w:r>
+    </w:p>
+    <w:p>
+      <w:pPr>
+        <w:spacing w:after="240" w:before="240" w:lineRule="auto"/>
+        <w:rPr>
+          <w:rFonts w:ascii="Comic Sans MS" w:cs="Comic Sans MS" w:eastAsia="Comic Sans MS" w:hAnsi="Comic Sans MS"/>
+        </w:rPr>
+      </w:pPr>
+      <w:r>
+        <w:rPr>
+          <w:rFonts w:ascii="Comic Sans MS" w:cs="Comic Sans MS" w:eastAsia="Comic Sans MS" w:hAnsi="Comic Sans MS"/>
+          <w:rtl w:val="0"/>
+        </w:rPr>
+        <w:t xml:space="preserve">“HELP ME PLEASE!”</w:t>
+      </w:r>
+    </w:p>
+    <w:p>
+      <w:pPr>
+        <w:spacing w:after="240" w:before="240" w:lineRule="auto"/>
+        <w:rPr>
+          <w:rFonts w:ascii="Comic Sans MS" w:cs="Comic Sans MS" w:eastAsia="Comic Sans MS" w:hAnsi="Comic Sans MS"/>
+        </w:rPr>
+      </w:pPr>
+      <w:r>
+        <w:rPr>
+          <w:rFonts w:ascii="Comic Sans MS" w:cs="Comic Sans MS" w:eastAsia="Comic Sans MS" w:hAnsi="Comic Sans MS"/>
+          <w:rtl w:val="0"/>
+        </w:rPr>
+        <w:t xml:space="preserve">“Bro how did you even get in this situation”</w:t>
+      </w:r>
+    </w:p>
+    <w:p>
+      <w:pPr>
+        <w:spacing w:after="240" w:before="240" w:lineRule="auto"/>
+        <w:rPr>
+          <w:rFonts w:ascii="Comic Sans MS" w:cs="Comic Sans MS" w:eastAsia="Comic Sans MS" w:hAnsi="Comic Sans MS"/>
+        </w:rPr>
+      </w:pPr>
+      <w:r>
+        <w:rPr>
+          <w:rFonts w:ascii="Comic Sans MS" w:cs="Comic Sans MS" w:eastAsia="Comic Sans MS" w:hAnsi="Comic Sans MS"/>
+          <w:rtl w:val="0"/>
+        </w:rPr>
+        <w:t xml:space="preserve">“Puckman didn’t like me looking into his past, so he locked me inside!”</w:t>
+      </w:r>
+    </w:p>
+    <w:p>
+      <w:pPr>
+        <w:spacing w:after="240" w:before="240" w:lineRule="auto"/>
+        <w:rPr>
+          <w:rFonts w:ascii="Comic Sans MS" w:cs="Comic Sans MS" w:eastAsia="Comic Sans MS" w:hAnsi="Comic Sans MS"/>
+        </w:rPr>
+      </w:pPr>
+      <w:r>
+        <w:rPr>
+          <w:rFonts w:ascii="Comic Sans MS" w:cs="Comic Sans MS" w:eastAsia="Comic Sans MS" w:hAnsi="Comic Sans MS"/>
+          <w:rtl w:val="0"/>
+        </w:rPr>
+        <w:t xml:space="preserve">“Why wouldn’t he just kill you?”</w:t>
+        <w:br w:type="textWrapping"/>
+        <w:t xml:space="preserve">“I assume it's supposed to be an analogy of how we’re wasting our lives studying at this school”</w:t>
+      </w:r>
+    </w:p>
+    <w:p>
+      <w:pPr>
+        <w:spacing w:after="240" w:before="240" w:lineRule="auto"/>
+        <w:rPr>
+          <w:rFonts w:ascii="Comic Sans MS" w:cs="Comic Sans MS" w:eastAsia="Comic Sans MS" w:hAnsi="Comic Sans MS"/>
+        </w:rPr>
+      </w:pPr>
+      <w:r>
+        <w:rPr>
+          <w:rFonts w:ascii="Comic Sans MS" w:cs="Comic Sans MS" w:eastAsia="Comic Sans MS" w:hAnsi="Comic Sans MS"/>
+          <w:rtl w:val="0"/>
+        </w:rPr>
+        <w:t xml:space="preserve">“Yeah that’s pretty funny”</w:t>
+      </w:r>
+    </w:p>
+    <w:p>
+      <w:pPr>
+        <w:spacing w:after="240" w:before="240" w:lineRule="auto"/>
+        <w:rPr>
+          <w:rFonts w:ascii="Comic Sans MS" w:cs="Comic Sans MS" w:eastAsia="Comic Sans MS" w:hAnsi="Comic Sans MS"/>
+        </w:rPr>
+      </w:pPr>
+      <w:r>
+        <w:rPr>
+          <w:rFonts w:ascii="Comic Sans MS" w:cs="Comic Sans MS" w:eastAsia="Comic Sans MS" w:hAnsi="Comic Sans MS"/>
+          <w:rtl w:val="0"/>
+        </w:rPr>
+        <w:t xml:space="preserve">“Speak to the person at the front desk, they should have a master key that opens this door. Puckman ate my key so I don’t have a way out”</w:t>
+      </w:r>
+    </w:p>
+    <w:p>
+      <w:pPr>
+        <w:spacing w:after="240" w:before="240" w:lineRule="auto"/>
+        <w:rPr>
+          <w:rFonts w:ascii="Comic Sans MS" w:cs="Comic Sans MS" w:eastAsia="Comic Sans MS" w:hAnsi="Comic Sans MS"/>
+        </w:rPr>
+      </w:pPr>
+      <w:r>
+        <w:rPr>
+          <w:rFonts w:ascii="Comic Sans MS" w:cs="Comic Sans MS" w:eastAsia="Comic Sans MS" w:hAnsi="Comic Sans MS"/>
+          <w:rtl w:val="0"/>
+        </w:rPr>
+        <w:t xml:space="preserve">“Idk how he would even eat a key but ok”</w:t>
+      </w:r>
+    </w:p>
+    <w:p>
+      <w:pPr>
+        <w:spacing w:after="240" w:before="240" w:lineRule="auto"/>
+        <w:rPr>
+          <w:rFonts w:ascii="Comic Sans MS" w:cs="Comic Sans MS" w:eastAsia="Comic Sans MS" w:hAnsi="Comic Sans MS"/>
+        </w:rPr>
+      </w:pPr>
+      <w:r>
+        <w:rPr>
+          <w:rtl w:val="0"/>
+        </w:rPr>
+      </w:r>
+    </w:p>
+    <w:p>
+      <w:pPr>
+        <w:spacing w:after="240" w:before="240" w:lineRule="auto"/>
+        <w:rPr>
+          <w:rFonts w:ascii="Comic Sans MS" w:cs="Comic Sans MS" w:eastAsia="Comic Sans MS" w:hAnsi="Comic Sans MS"/>
+        </w:rPr>
+      </w:pPr>
+      <w:r>
+        <w:rPr>
+          <w:rFonts w:ascii="Comic Sans MS" w:cs="Comic Sans MS" w:eastAsia="Comic Sans MS" w:hAnsi="Comic Sans MS"/>
+          <w:rtl w:val="0"/>
+        </w:rPr>
+        <w:t xml:space="preserve">“Hey, I need the master key for one of the study rooms upstairs. One of my friends got locked inside one”</w:t>
+      </w:r>
+    </w:p>
+    <w:p>
+      <w:pPr>
+        <w:spacing w:after="240" w:before="240" w:lineRule="auto"/>
+        <w:rPr>
+          <w:rFonts w:ascii="Comic Sans MS" w:cs="Comic Sans MS" w:eastAsia="Comic Sans MS" w:hAnsi="Comic Sans MS"/>
+        </w:rPr>
+      </w:pPr>
+      <w:r>
+        <w:rPr>
+          <w:rFonts w:ascii="Comic Sans MS" w:cs="Comic Sans MS" w:eastAsia="Comic Sans MS" w:hAnsi="Comic Sans MS"/>
+          <w:rtl w:val="0"/>
+        </w:rPr>
+        <w:t xml:space="preserve">“Likely story. What’s next, the hockey mascot killing students?” </w:t>
+      </w:r>
+    </w:p>
+    <w:p>
+      <w:pPr>
+        <w:spacing w:after="240" w:before="240" w:lineRule="auto"/>
+        <w:rPr>
+          <w:rFonts w:ascii="Comic Sans MS" w:cs="Comic Sans MS" w:eastAsia="Comic Sans MS" w:hAnsi="Comic Sans MS"/>
+        </w:rPr>
+      </w:pPr>
+      <w:r>
+        <w:rPr>
+          <w:rFonts w:ascii="Comic Sans MS" w:cs="Comic Sans MS" w:eastAsia="Comic Sans MS" w:hAnsi="Comic Sans MS"/>
+          <w:rtl w:val="0"/>
+        </w:rPr>
+        <w:t xml:space="preserve">“You won’t believe what I’m about to tell you”</w:t>
+      </w:r>
+    </w:p>
+    <w:p>
+      <w:pPr>
+        <w:spacing w:after="240" w:before="240" w:lineRule="auto"/>
+        <w:rPr>
+          <w:rFonts w:ascii="Comic Sans MS" w:cs="Comic Sans MS" w:eastAsia="Comic Sans MS" w:hAnsi="Comic Sans MS"/>
+        </w:rPr>
+      </w:pPr>
+      <w:r>
+        <w:rPr>
+          <w:rFonts w:ascii="Comic Sans MS" w:cs="Comic Sans MS" w:eastAsia="Comic Sans MS" w:hAnsi="Comic Sans MS"/>
+          <w:rtl w:val="0"/>
+        </w:rPr>
+        <w:t xml:space="preserve">“Don’t care. Didn’t ask. If you want the key so badly i’ll give it to you if you do me a favor first”</w:t>
+      </w:r>
+    </w:p>
+    <w:p>
+      <w:pPr>
+        <w:spacing w:after="240" w:before="240" w:lineRule="auto"/>
+        <w:rPr>
+          <w:rFonts w:ascii="Comic Sans MS" w:cs="Comic Sans MS" w:eastAsia="Comic Sans MS" w:hAnsi="Comic Sans MS"/>
+        </w:rPr>
+      </w:pPr>
+      <w:r>
+        <w:rPr>
+          <w:rFonts w:ascii="Comic Sans MS" w:cs="Comic Sans MS" w:eastAsia="Comic Sans MS" w:hAnsi="Comic Sans MS"/>
+          <w:rtl w:val="0"/>
+        </w:rPr>
+        <w:t xml:space="preserve">“Sure”</w:t>
+      </w:r>
+    </w:p>
+    <w:p>
+      <w:pPr>
+        <w:spacing w:after="240" w:before="240" w:lineRule="auto"/>
+        <w:rPr>
+          <w:rFonts w:ascii="Comic Sans MS" w:cs="Comic Sans MS" w:eastAsia="Comic Sans MS" w:hAnsi="Comic Sans MS"/>
+        </w:rPr>
+      </w:pPr>
+      <w:r>
+        <w:rPr>
+          <w:rFonts w:ascii="Comic Sans MS" w:cs="Comic Sans MS" w:eastAsia="Comic Sans MS" w:hAnsi="Comic Sans MS"/>
+          <w:rtl w:val="0"/>
+        </w:rPr>
+        <w:t xml:space="preserve">“Theres a book I want. Its code is VA 55 .N24 2000. Get it for me”</w:t>
+      </w:r>
+    </w:p>
+    <w:p>
+      <w:pPr>
+        <w:spacing w:after="240" w:before="240" w:lineRule="auto"/>
+        <w:rPr>
+          <w:rFonts w:ascii="Comic Sans MS" w:cs="Comic Sans MS" w:eastAsia="Comic Sans MS" w:hAnsi="Comic Sans MS"/>
+        </w:rPr>
+      </w:pPr>
+      <w:r>
+        <w:rPr>
+          <w:rFonts w:ascii="Comic Sans MS" w:cs="Comic Sans MS" w:eastAsia="Comic Sans MS" w:hAnsi="Comic Sans MS"/>
+          <w:rtl w:val="0"/>
+        </w:rPr>
+        <w:t xml:space="preserve">“What floor is it on?”</w:t>
+      </w:r>
+    </w:p>
+    <w:p>
+      <w:pPr>
+        <w:spacing w:after="240" w:before="240" w:lineRule="auto"/>
+        <w:rPr>
+          <w:rFonts w:ascii="Comic Sans MS" w:cs="Comic Sans MS" w:eastAsia="Comic Sans MS" w:hAnsi="Comic Sans MS"/>
+        </w:rPr>
+      </w:pPr>
+      <w:r>
+        <w:rPr>
+          <w:rFonts w:ascii="Comic Sans MS" w:cs="Comic Sans MS" w:eastAsia="Comic Sans MS" w:hAnsi="Comic Sans MS"/>
+          <w:rtl w:val="0"/>
+        </w:rPr>
+        <w:t xml:space="preserve">“Why do you think I’m asking you to get it for me?”</w:t>
+      </w:r>
+    </w:p>
+    <w:p>
+      <w:pPr>
+        <w:spacing w:after="240" w:before="240" w:lineRule="auto"/>
+        <w:rPr>
+          <w:rFonts w:ascii="Comic Sans MS" w:cs="Comic Sans MS" w:eastAsia="Comic Sans MS" w:hAnsi="Comic Sans MS"/>
+        </w:rPr>
+      </w:pPr>
+      <w:r>
+        <w:rPr>
+          <w:rFonts w:ascii="Comic Sans MS" w:cs="Comic Sans MS" w:eastAsia="Comic Sans MS" w:hAnsi="Comic Sans MS"/>
+          <w:rtl w:val="0"/>
+        </w:rPr>
+        <w:t xml:space="preserve">“Fair enough”</w:t>
+      </w:r>
+    </w:p>
+    <w:p>
+      <w:pPr>
+        <w:spacing w:after="240" w:before="240" w:lineRule="auto"/>
+        <w:rPr>
+          <w:rFonts w:ascii="Comic Sans MS" w:cs="Comic Sans MS" w:eastAsia="Comic Sans MS" w:hAnsi="Comic Sans MS"/>
+        </w:rPr>
+      </w:pPr>
+      <w:r>
+        <w:rPr>
+          <w:rtl w:val="0"/>
+        </w:rPr>
+      </w:r>
+    </w:p>
+    <w:p>
+      <w:pPr>
+        <w:spacing w:after="240" w:before="240" w:lineRule="auto"/>
+        <w:rPr>
+          <w:rFonts w:ascii="Comic Sans MS" w:cs="Comic Sans MS" w:eastAsia="Comic Sans MS" w:hAnsi="Comic Sans MS"/>
+        </w:rPr>
+      </w:pPr>
+      <w:r>
+        <w:rPr>
+          <w:rFonts w:ascii="Comic Sans MS" w:cs="Comic Sans MS" w:eastAsia="Comic Sans MS" w:hAnsi="Comic Sans MS"/>
+          <w:rtl w:val="0"/>
+        </w:rPr>
+        <w:t xml:space="preserve">“Thank you for letting me out!”</w:t>
+      </w:r>
+    </w:p>
+    <w:p>
+      <w:pPr>
+        <w:spacing w:after="240" w:before="240" w:lineRule="auto"/>
+        <w:rPr>
+          <w:rFonts w:ascii="Comic Sans MS" w:cs="Comic Sans MS" w:eastAsia="Comic Sans MS" w:hAnsi="Comic Sans MS"/>
+        </w:rPr>
+      </w:pPr>
+      <w:r>
+        <w:rPr>
+          <w:rFonts w:ascii="Comic Sans MS" w:cs="Comic Sans MS" w:eastAsia="Comic Sans MS" w:hAnsi="Comic Sans MS"/>
+          <w:rtl w:val="0"/>
+        </w:rPr>
+        <w:t xml:space="preserve">“You’re gonna have to pay me back for making me waste my time doing the front desk  a favor so I could get the key”</w:t>
+      </w:r>
+    </w:p>
+    <w:p>
+      <w:pPr>
+        <w:spacing w:after="240" w:before="240" w:lineRule="auto"/>
+        <w:rPr>
+          <w:rFonts w:ascii="Comic Sans MS" w:cs="Comic Sans MS" w:eastAsia="Comic Sans MS" w:hAnsi="Comic Sans MS"/>
+        </w:rPr>
+      </w:pPr>
+      <w:r>
+        <w:rPr>
+          <w:rFonts w:ascii="Comic Sans MS" w:cs="Comic Sans MS" w:eastAsia="Comic Sans MS" w:hAnsi="Comic Sans MS"/>
+          <w:rtl w:val="0"/>
+        </w:rPr>
+        <w:t xml:space="preserve">“Gladly! I’m assuming you want to know about my findings on puckman. It's a long story…”</w:t>
+      </w:r>
+    </w:p>
+    <w:p>
+      <w:pPr>
+        <w:spacing w:after="240" w:before="240" w:lineRule="auto"/>
+        <w:rPr>
+          <w:rFonts w:ascii="Comic Sans MS" w:cs="Comic Sans MS" w:eastAsia="Comic Sans MS" w:hAnsi="Comic Sans MS"/>
+          <w:b w:val="1"/>
+          <w:bCs w:val="1"/>
+          <w:sz w:val="26"/>
+          <w:szCs w:val="26"/>
+        </w:rPr>
+      </w:pPr>
+      <w:r>
+        <w:rPr>
+          <w:rFonts w:ascii="Comic Sans MS" w:cs="Comic Sans MS" w:eastAsia="Comic Sans MS" w:hAnsi="Comic Sans MS"/>
+          <w:b w:val="1"/>
+          <w:bCs w:val="1"/>
+          <w:sz w:val="26"/>
+          <w:szCs w:val="26"/>
+          <w:rtl w:val="0"/>
+        </w:rPr>
+        <w:t xml:space="preserve">LORE HERE TBA</w:t>
+      </w:r>
     </w:p>
     <w:p>
       <w:pPr>
@@ -496,6 +932,21 @@
           <w:rtl w:val="0"/>
         </w:rPr>
         <w:t xml:space="preserve">Puckman eats freshmen for breakfast, as a result the freshman dorms have been completely locked down. Each dorm has become a separate faction that are at odds with each other (though it mainly results in them sending mean emails to each other since they refuse to touch grass or go outside at all for that matter). The factions are stuck inside their dorms, so they desperately need food from commons, and will reward you handsomely if you do so.</w:t>
+      </w:r>
+    </w:p>
+    <w:p>
+      <w:pPr>
+        <w:spacing w:after="240" w:before="240" w:lineRule="auto"/>
+        <w:rPr>
+          <w:rFonts w:ascii="Comic Sans MS" w:cs="Comic Sans MS" w:eastAsia="Comic Sans MS" w:hAnsi="Comic Sans MS"/>
+          <w:b w:val="1"/>
+          <w:bCs w:val="1"/>
+        </w:rPr>
+      </w:pPr>
+      <w:r>
+        <w:rPr>
+          <w:rtl w:val="0"/>
+        </w:rPr>
       </w:r>
     </w:p>
     <w:p>
